--- a/public/templates/bc-medicals/quotation/COVER PAGE.docx
+++ b/public/templates/bc-medicals/quotation/COVER PAGE.docx
@@ -54,7 +54,7 @@
           <w:iCs/>
           <w:sz w:val="52"/>
         </w:rPr>
-        <w:t>BOLGATANGA REGIONAL HOSPITAL</w:t>
+        <w:t>{{hospitalName}}</w:t>
       </w:r>
     </w:p>
     <w:p>
@@ -100,7 +100,7 @@
           <w:sz w:val="52"/>
           <w:szCs w:val="24"/>
         </w:rPr>
-        <w:t>SUPPLY</w:t>
+        <w:t>{{tenderTitle}}</w:t>
       </w:r>
       <w:r>
         <w:rPr>
@@ -110,7 +110,7 @@
           <w:sz w:val="52"/>
           <w:szCs w:val="24"/>
         </w:rPr>
-        <w:t xml:space="preserve"> AND</w:t>
+        <w:t xml:space="preserve"/>
       </w:r>
       <w:r>
         <w:rPr>
@@ -120,7 +120,7 @@
           <w:sz w:val="52"/>
           <w:szCs w:val="24"/>
         </w:rPr>
-        <w:t xml:space="preserve"> DELIVERY</w:t>
+        <w:t xml:space="preserve"/>
       </w:r>
     </w:p>
     <w:p>
@@ -142,7 +142,7 @@
           <w:sz w:val="52"/>
           <w:szCs w:val="24"/>
         </w:rPr>
-        <w:t>OF</w:t>
+        <w:t/>
       </w:r>
     </w:p>
     <w:p>
@@ -161,82 +161,82 @@
           <w:sz w:val="52"/>
           <w:szCs w:val="24"/>
         </w:rPr>
-        <w:t>NON-MEDICINES CONSUMABLES</w:t>
-      </w:r>
-    </w:p>
-    <w:p>
-      <w:pPr>
-        <w:jc w:val="center"/>
-        <w:rPr>
-          <w:rFonts w:ascii="Times New Roman" w:hAnsi="Times New Roman" w:cs="Times New Roman"/>
-          <w:sz w:val="52"/>
-        </w:rPr>
-      </w:pPr>
-    </w:p>
-    <w:p>
-      <w:pPr>
-        <w:jc w:val="center"/>
-        <w:rPr>
-          <w:rFonts w:ascii="Times New Roman" w:hAnsi="Times New Roman" w:cs="Times New Roman"/>
-          <w:sz w:val="52"/>
-        </w:rPr>
-      </w:pPr>
-    </w:p>
-    <w:p>
-      <w:pPr>
-        <w:jc w:val="center"/>
-        <w:rPr>
-          <w:rFonts w:ascii="Times New Roman" w:hAnsi="Times New Roman" w:cs="Times New Roman"/>
-          <w:sz w:val="52"/>
-        </w:rPr>
-      </w:pPr>
-      <w:r>
-        <w:rPr>
-          <w:rFonts w:ascii="Times New Roman" w:hAnsi="Times New Roman" w:cs="Times New Roman"/>
-          <w:sz w:val="52"/>
-        </w:rPr>
-        <w:t>Sealed Quotation No: My Ref: GHS/RHB/26/AW/PQ/NM/1Q</w:t>
-      </w:r>
-    </w:p>
-    <w:p>
-      <w:pPr>
-        <w:jc w:val="center"/>
-        <w:rPr>
-          <w:rFonts w:ascii="Times New Roman" w:hAnsi="Times New Roman" w:cs="Times New Roman"/>
-          <w:sz w:val="52"/>
-        </w:rPr>
-      </w:pPr>
-    </w:p>
-    <w:p>
-      <w:pPr>
-        <w:jc w:val="center"/>
-        <w:rPr>
-          <w:rFonts w:ascii="Times New Roman" w:hAnsi="Times New Roman" w:cs="Times New Roman"/>
-          <w:sz w:val="52"/>
-        </w:rPr>
-      </w:pPr>
-    </w:p>
-    <w:p>
-      <w:pPr>
-        <w:jc w:val="center"/>
-        <w:rPr>
-          <w:rFonts w:ascii="Times New Roman" w:hAnsi="Times New Roman" w:cs="Times New Roman"/>
-          <w:sz w:val="52"/>
-        </w:rPr>
-      </w:pPr>
-      <w:r>
-        <w:rPr>
-          <w:rFonts w:ascii="Times New Roman" w:hAnsi="Times New Roman" w:cs="Times New Roman"/>
-          <w:sz w:val="52"/>
-        </w:rPr>
-        <w:t>FEBRUARY, 202</w:t>
-      </w:r>
-      <w:r>
-        <w:rPr>
-          <w:rFonts w:ascii="Times New Roman" w:hAnsi="Times New Roman" w:cs="Times New Roman"/>
-          <w:sz w:val="52"/>
-        </w:rPr>
-        <w:t>6</w:t>
+        <w:t/>
+      </w:r>
+    </w:p>
+    <w:p>
+      <w:pPr>
+        <w:jc w:val="center"/>
+        <w:rPr>
+          <w:rFonts w:ascii="Times New Roman" w:hAnsi="Times New Roman" w:cs="Times New Roman"/>
+          <w:sz w:val="52"/>
+        </w:rPr>
+      </w:pPr>
+    </w:p>
+    <w:p>
+      <w:pPr>
+        <w:jc w:val="center"/>
+        <w:rPr>
+          <w:rFonts w:ascii="Times New Roman" w:hAnsi="Times New Roman" w:cs="Times New Roman"/>
+          <w:sz w:val="52"/>
+        </w:rPr>
+      </w:pPr>
+    </w:p>
+    <w:p>
+      <w:pPr>
+        <w:jc w:val="center"/>
+        <w:rPr>
+          <w:rFonts w:ascii="Times New Roman" w:hAnsi="Times New Roman" w:cs="Times New Roman"/>
+          <w:sz w:val="52"/>
+        </w:rPr>
+      </w:pPr>
+      <w:r>
+        <w:rPr>
+          <w:rFonts w:ascii="Times New Roman" w:hAnsi="Times New Roman" w:cs="Times New Roman"/>
+          <w:sz w:val="52"/>
+        </w:rPr>
+        <w:t>Sealed Quotation No: My Ref: {{sqNumber}}</w:t>
+      </w:r>
+    </w:p>
+    <w:p>
+      <w:pPr>
+        <w:jc w:val="center"/>
+        <w:rPr>
+          <w:rFonts w:ascii="Times New Roman" w:hAnsi="Times New Roman" w:cs="Times New Roman"/>
+          <w:sz w:val="52"/>
+        </w:rPr>
+      </w:pPr>
+    </w:p>
+    <w:p>
+      <w:pPr>
+        <w:jc w:val="center"/>
+        <w:rPr>
+          <w:rFonts w:ascii="Times New Roman" w:hAnsi="Times New Roman" w:cs="Times New Roman"/>
+          <w:sz w:val="52"/>
+        </w:rPr>
+      </w:pPr>
+    </w:p>
+    <w:p>
+      <w:pPr>
+        <w:jc w:val="center"/>
+        <w:rPr>
+          <w:rFonts w:ascii="Times New Roman" w:hAnsi="Times New Roman" w:cs="Times New Roman"/>
+          <w:sz w:val="52"/>
+        </w:rPr>
+      </w:pPr>
+      <w:r>
+        <w:rPr>
+          <w:rFonts w:ascii="Times New Roman" w:hAnsi="Times New Roman" w:cs="Times New Roman"/>
+          <w:sz w:val="52"/>
+        </w:rPr>
+        <w:t>{{dateMonthUpper}}, {{dateYear}}</w:t>
+      </w:r>
+      <w:r>
+        <w:rPr>
+          <w:rFonts w:ascii="Times New Roman" w:hAnsi="Times New Roman" w:cs="Times New Roman"/>
+          <w:sz w:val="52"/>
+        </w:rPr>
+        <w:t/>
       </w:r>
     </w:p>
     <w:sectPr>
